--- a/Docs/DCITP1A12_ReflectionJournal_Nathan Sng Guang Xian (Final Journal).docx
+++ b/Docs/DCITP1A12_ReflectionJournal_Nathan Sng Guang Xian (Final Journal).docx
@@ -1,6 +1,6 @@
 
 <file path=word/document.xml><?xml version="1.0" encoding="utf-8"?>
-<w:document xmlns:wpc="http://schemas.microsoft.com/office/word/2010/wordprocessingCanvas" xmlns:cx="http://schemas.microsoft.com/office/drawing/2014/chartex" xmlns:cx1="http://schemas.microsoft.com/office/drawing/2015/9/8/chartex" xmlns:cx2="http://schemas.microsoft.com/office/drawing/2015/10/21/chartex" xmlns:cx3="http://schemas.microsoft.com/office/drawing/2016/5/9/chartex" xmlns:cx4="http://schemas.microsoft.com/office/drawing/2016/5/10/chartex" xmlns:cx5="http://schemas.microsoft.com/office/drawing/2016/5/11/chartex" xmlns:cx6="http://schemas.microsoft.com/office/drawing/2016/5/12/chartex" xmlns:cx7="http://schemas.microsoft.com/office/drawing/2016/5/13/chartex" xmlns:cx8="http://schemas.microsoft.com/office/drawing/2016/5/14/chartex" xmlns:mc="http://schemas.openxmlformats.org/markup-compatibility/2006" xmlns:aink="http://schemas.microsoft.com/office/drawing/2016/ink" xmlns:am3d="http://schemas.microsoft.com/office/drawing/2017/model3d" xmlns:o="urn:schemas-microsoft-com:office:office" xmlns:oel="http://schemas.microsoft.com/office/2019/extlst" xmlns:r="http://schemas.openxmlformats.org/officeDocument/2006/relationships" xmlns:m="http://schemas.openxmlformats.org/officeDocument/2006/math" xmlns:v="urn:schemas-microsoft-com:vml" xmlns:wp14="http://schemas.microsoft.com/office/word/2010/wordprocessingDrawing" xmlns:wp="http://schemas.openxmlformats.org/drawingml/2006/wordprocessingDrawing" xmlns:w10="urn:schemas-microsoft-com:office:word" xmlns:w="http://schemas.openxmlformats.org/wordprocessingml/2006/main" xmlns:w14="http://schemas.microsoft.com/office/word/2010/wordml" xmlns:w15="http://schemas.microsoft.com/office/word/2012/wordml" xmlns:w16cex="http://schemas.microsoft.com/office/word/2018/wordml/cex" xmlns:w16cid="http://schemas.microsoft.com/office/word/2016/wordml/cid" xmlns:w16="http://schemas.microsoft.com/office/word/2018/wordml" xmlns:w16du="http://schemas.microsoft.com/office/word/2023/wordml/word16du" xmlns:w16sdtdh="http://schemas.microsoft.com/office/word/2020/wordml/sdtdatahash" xmlns:w16sdtfl="http://schemas.microsoft.com/office/word/2024/wordml/sdtformatlock" xmlns:w16se="http://schemas.microsoft.com/office/word/2015/wordml/symex" xmlns:wpg="http://schemas.microsoft.com/office/word/2010/wordprocessingGroup" xmlns:wpi="http://schemas.microsoft.com/office/word/2010/wordprocessingInk" xmlns:wne="http://schemas.microsoft.com/office/word/2006/wordml" xmlns:wps="http://schemas.microsoft.com/office/word/2010/wordprocessingShape" mc:Ignorable="w14 w15 w16se w16cid w16 w16cex w16sdtdh w16sdtfl w16du wp14">
+<w:document xmlns:wpc="http://schemas.microsoft.com/office/word/2010/wordprocessingCanvas" xmlns:cx="http://schemas.microsoft.com/office/drawing/2014/chartex" xmlns:cx1="http://schemas.microsoft.com/office/drawing/2015/9/8/chartex" xmlns:cx2="http://schemas.microsoft.com/office/drawing/2015/10/21/chartex" xmlns:cx3="http://schemas.microsoft.com/office/drawing/2016/5/9/chartex" xmlns:cx4="http://schemas.microsoft.com/office/drawing/2016/5/10/chartex" xmlns:cx5="http://schemas.microsoft.com/office/drawing/2016/5/11/chartex" xmlns:cx6="http://schemas.microsoft.com/office/drawing/2016/5/12/chartex" xmlns:cx7="http://schemas.microsoft.com/office/drawing/2016/5/13/chartex" xmlns:cx8="http://schemas.microsoft.com/office/drawing/2016/5/14/chartex" xmlns:mc="http://schemas.openxmlformats.org/markup-compatibility/2006" xmlns:aink="http://schemas.microsoft.com/office/drawing/2016/ink" xmlns:am3d="http://schemas.microsoft.com/office/drawing/2017/model3d" xmlns:o="urn:schemas-microsoft-com:office:office" xmlns:oel="http://schemas.microsoft.com/office/2019/extlst" xmlns:r="http://schemas.openxmlformats.org/officeDocument/2006/relationships" xmlns:m="http://schemas.openxmlformats.org/officeDocument/2006/math" xmlns:v="urn:schemas-microsoft-com:vml" xmlns:wp14="http://schemas.microsoft.com/office/word/2010/wordprocessingDrawing" xmlns:wp="http://schemas.openxmlformats.org/drawingml/2006/wordprocessingDrawing" xmlns:w10="urn:schemas-microsoft-com:office:word" xmlns:w="http://schemas.openxmlformats.org/wordprocessingml/2006/main" xmlns:w14="http://schemas.microsoft.com/office/word/2010/wordml" xmlns:w15="http://schemas.microsoft.com/office/word/2012/wordml" xmlns:w16cei="http://schemas.microsoft.com/office/word/2026/wordml/cei" xmlns:w16cex="http://schemas.microsoft.com/office/word/2018/wordml/cex" xmlns:w16cid="http://schemas.microsoft.com/office/word/2016/wordml/cid" xmlns:w16="http://schemas.microsoft.com/office/word/2018/wordml" xmlns:w16du="http://schemas.microsoft.com/office/word/2023/wordml/word16du" xmlns:w16sdtdh="http://schemas.microsoft.com/office/word/2020/wordml/sdtdatahash" xmlns:w16sdtfl="http://schemas.microsoft.com/office/word/2024/wordml/sdtformatlock" xmlns:w16se="http://schemas.microsoft.com/office/word/2015/wordml/symex" xmlns:wpg="http://schemas.microsoft.com/office/word/2010/wordprocessingGroup" xmlns:wpi="http://schemas.microsoft.com/office/word/2010/wordprocessingInk" xmlns:wne="http://schemas.microsoft.com/office/word/2006/wordml" xmlns:wps="http://schemas.microsoft.com/office/word/2010/wordprocessingShape" mc:Ignorable="w14 w15 w16se w16cid w16 w16cex w16sdtdh w16sdtfl w16du wp14">
   <w:body>
     <w:p>
       <w:pPr>
@@ -944,49 +944,7 @@
               <w:ind w:left="0"/>
             </w:pPr>
             <w:r>
-              <w:t xml:space="preserve">Our website is pretty much completed we have finalised the Navigation bar and I have finalised my pages. </w:t>
-            </w:r>
-            <w:proofErr w:type="gramStart"/>
-            <w:r>
-              <w:t>Additionally</w:t>
-            </w:r>
-            <w:proofErr w:type="gramEnd"/>
-            <w:r>
-              <w:t xml:space="preserve"> we have finalised the aesthetic of the website and used a nicer font. (Code Redeem, Account Stats, About Us) For the navigation bar The Log in button/drop down button got the most changes. Upon entering the website for the first time, I will say ‘Login’ and when u click it a window drop down will prompt you to log in with your email and password. Once filled up, </w:t>
-            </w:r>
-            <w:proofErr w:type="gramStart"/>
-            <w:r>
-              <w:t>Your</w:t>
-            </w:r>
-            <w:proofErr w:type="gramEnd"/>
-            <w:r>
-              <w:t xml:space="preserve"> name will be displayed on the Code Redeem page and the Account stats page </w:t>
-            </w:r>
-            <w:proofErr w:type="gramStart"/>
-            <w:r>
-              <w:t>and also</w:t>
-            </w:r>
-            <w:proofErr w:type="gramEnd"/>
-            <w:r>
-              <w:t xml:space="preserve"> the </w:t>
-            </w:r>
-            <w:proofErr w:type="gramStart"/>
-            <w:r>
-              <w:t>drop down</w:t>
-            </w:r>
-            <w:proofErr w:type="gramEnd"/>
-            <w:r>
-              <w:t xml:space="preserve"> button will change from ‘Login’ to your name. We made this change as it is a more “realistic” approach/ design to an actual game website </w:t>
-            </w:r>
-            <w:proofErr w:type="spellStart"/>
-            <w:proofErr w:type="gramStart"/>
-            <w:r>
-              <w:t>were</w:t>
-            </w:r>
-            <w:proofErr w:type="spellEnd"/>
-            <w:proofErr w:type="gramEnd"/>
-            <w:r>
-              <w:t xml:space="preserve"> you can see or manage information about your account on the official website.</w:t>
+              <w:t>Our website is pretty much completed we have finalised the Navigation bar and I have finalised my pages. Additionally we have finalised the aesthetic of the website and used a nicer font. (Code Redeem, Account Stats, About Us) For the navigation bar The Log in button/drop down button got the most changes. Upon entering the website for the first time, I will say ‘Login’ and when u click it a window drop down will prompt you to log in with your email and password. Once filled up, Your name will be displayed on the Code Redeem page and the Account stats page and also the drop down button will change from ‘Login’ to your name. We made this change as it is a more “realistic” approach/ design to an actual game website were you can see or manage information about your account on the official website.</w:t>
             </w:r>
             <w:r>
               <w:t xml:space="preserve"> </w:t>
@@ -1013,13 +971,8 @@
             <w:r>
               <w:t xml:space="preserve">Using Bootstrap significantly improved development speed and maintainability. Features such as the responsive navigation bar and grid system allowed </w:t>
             </w:r>
-            <w:proofErr w:type="spellStart"/>
             <w:r>
-              <w:t>my</w:t>
-            </w:r>
-            <w:proofErr w:type="spellEnd"/>
-            <w:r>
-              <w:t xml:space="preserve"> group</w:t>
+              <w:t>my group</w:t>
             </w:r>
             <w:r>
               <w:t xml:space="preserve"> to focus more on functionality rather than spending excessive time styling elements from scratch. The trade-off was that Bootstrap's default styling sometimes limited design flexibility, requiring additional custom CSS to achieve the visual appearance we wanted. Despite this limitation, the combination of Bootstrap and custom CSS provided a good balance between efficiency and customization.</w:t>
@@ -1438,37 +1391,13 @@
               <w:t xml:space="preserve"> </w:t>
             </w:r>
             <w:r>
-              <w:t xml:space="preserve">For </w:t>
-            </w:r>
-            <w:proofErr w:type="gramStart"/>
-            <w:r>
-              <w:t>example</w:t>
-            </w:r>
-            <w:proofErr w:type="gramEnd"/>
-            <w:r>
-              <w:t xml:space="preserve"> the forms created such as Support page and code redeem page has an active feedback message that tells them if anything was keyed in wrong or correct.</w:t>
+              <w:t>For example the forms created such as Support page and code redeem page has an active feedback message that tells them if anything was keyed in wrong or correct.</w:t>
             </w:r>
             <w:r>
               <w:t xml:space="preserve"> As I learned that f</w:t>
             </w:r>
             <w:r>
-              <w:t xml:space="preserve">orms become difficult to complete when instructions are unclear or when users only discover errors after submission. To improve usability, I would enhance the form validation process by displaying real-time validation messages as </w:t>
-            </w:r>
-            <w:proofErr w:type="gramStart"/>
-            <w:r>
-              <w:t>users</w:t>
-            </w:r>
-            <w:proofErr w:type="gramEnd"/>
-            <w:r>
-              <w:t xml:space="preserve"> type. For example, invalid redemption codes could be highlighted immediately with helpful error messages. This would reduce confusion and help </w:t>
-            </w:r>
-            <w:proofErr w:type="gramStart"/>
-            <w:r>
-              <w:t>users</w:t>
-            </w:r>
-            <w:proofErr w:type="gramEnd"/>
-            <w:r>
-              <w:t xml:space="preserve"> complete tasks more efficiently.</w:t>
+              <w:t>orms become difficult to complete when instructions are unclear or when users only discover errors after submission. To improve usability, I would enhance the form validation process by displaying real-time validation messages as users type. For example, invalid redemption codes could be highlighted immediately with helpful error messages. This would reduce confusion and help users complete tasks more efficiently.</w:t>
             </w:r>
           </w:p>
           <w:p>
@@ -1803,8 +1732,8 @@
     <w:p>
       <w:pPr>
         <w:rPr>
-          <w:sz w:val="20"/>
-          <w:szCs w:val="20"/>
+          <w:i/>
+          <w:iCs/>
         </w:rPr>
       </w:pPr>
       <w:r>
@@ -1863,6 +1792,21 @@
           <w:iCs/>
         </w:rPr>
         <w:t>)</w:t>
+      </w:r>
+    </w:p>
+    <w:p>
+      <w:pPr>
+        <w:rPr>
+          <w:sz w:val="20"/>
+          <w:szCs w:val="20"/>
+        </w:rPr>
+      </w:pPr>
+      <w:r>
+        <w:rPr>
+          <w:sz w:val="20"/>
+          <w:szCs w:val="20"/>
+        </w:rPr>
+        <w:t>https://chatgpt.com/share/6a79e2a2-c56c-83ec-97ea-a32a8f640733</w:t>
       </w:r>
     </w:p>
     <w:p>
@@ -1907,7 +1851,7 @@
 </file>
 
 <file path=word/endnotes.xml><?xml version="1.0" encoding="utf-8"?>
-<w:endnotes xmlns:wpc="http://schemas.microsoft.com/office/word/2010/wordprocessingCanvas" xmlns:cx="http://schemas.microsoft.com/office/drawing/2014/chartex" xmlns:cx1="http://schemas.microsoft.com/office/drawing/2015/9/8/chartex" xmlns:cx2="http://schemas.microsoft.com/office/drawing/2015/10/21/chartex" xmlns:cx3="http://schemas.microsoft.com/office/drawing/2016/5/9/chartex" xmlns:cx4="http://schemas.microsoft.com/office/drawing/2016/5/10/chartex" xmlns:cx5="http://schemas.microsoft.com/office/drawing/2016/5/11/chartex" xmlns:cx6="http://schemas.microsoft.com/office/drawing/2016/5/12/chartex" xmlns:cx7="http://schemas.microsoft.com/office/drawing/2016/5/13/chartex" xmlns:cx8="http://schemas.microsoft.com/office/drawing/2016/5/14/chartex" xmlns:mc="http://schemas.openxmlformats.org/markup-compatibility/2006" xmlns:aink="http://schemas.microsoft.com/office/drawing/2016/ink" xmlns:am3d="http://schemas.microsoft.com/office/drawing/2017/model3d" xmlns:o="urn:schemas-microsoft-com:office:office" xmlns:oel="http://schemas.microsoft.com/office/2019/extlst" xmlns:r="http://schemas.openxmlformats.org/officeDocument/2006/relationships" xmlns:m="http://schemas.openxmlformats.org/officeDocument/2006/math" xmlns:v="urn:schemas-microsoft-com:vml" xmlns:wp14="http://schemas.microsoft.com/office/word/2010/wordprocessingDrawing" xmlns:wp="http://schemas.openxmlformats.org/drawingml/2006/wordprocessingDrawing" xmlns:w10="urn:schemas-microsoft-com:office:word" xmlns:w="http://schemas.openxmlformats.org/wordprocessingml/2006/main" xmlns:w14="http://schemas.microsoft.com/office/word/2010/wordml" xmlns:w15="http://schemas.microsoft.com/office/word/2012/wordml" xmlns:w16cex="http://schemas.microsoft.com/office/word/2018/wordml/cex" xmlns:w16cid="http://schemas.microsoft.com/office/word/2016/wordml/cid" xmlns:w16="http://schemas.microsoft.com/office/word/2018/wordml" xmlns:w16du="http://schemas.microsoft.com/office/word/2023/wordml/word16du" xmlns:w16sdtdh="http://schemas.microsoft.com/office/word/2020/wordml/sdtdatahash" xmlns:w16sdtfl="http://schemas.microsoft.com/office/word/2024/wordml/sdtformatlock" xmlns:w16se="http://schemas.microsoft.com/office/word/2015/wordml/symex" xmlns:wpg="http://schemas.microsoft.com/office/word/2010/wordprocessingGroup" xmlns:wpi="http://schemas.microsoft.com/office/word/2010/wordprocessingInk" xmlns:wne="http://schemas.microsoft.com/office/word/2006/wordml" xmlns:wps="http://schemas.microsoft.com/office/word/2010/wordprocessingShape" mc:Ignorable="w14 w15 w16se w16cid w16 w16cex w16sdtdh w16sdtfl w16du wp14">
+<w:endnotes xmlns:wpc="http://schemas.microsoft.com/office/word/2010/wordprocessingCanvas" xmlns:cx="http://schemas.microsoft.com/office/drawing/2014/chartex" xmlns:cx1="http://schemas.microsoft.com/office/drawing/2015/9/8/chartex" xmlns:cx2="http://schemas.microsoft.com/office/drawing/2015/10/21/chartex" xmlns:cx3="http://schemas.microsoft.com/office/drawing/2016/5/9/chartex" xmlns:cx4="http://schemas.microsoft.com/office/drawing/2016/5/10/chartex" xmlns:cx5="http://schemas.microsoft.com/office/drawing/2016/5/11/chartex" xmlns:cx6="http://schemas.microsoft.com/office/drawing/2016/5/12/chartex" xmlns:cx7="http://schemas.microsoft.com/office/drawing/2016/5/13/chartex" xmlns:cx8="http://schemas.microsoft.com/office/drawing/2016/5/14/chartex" xmlns:mc="http://schemas.openxmlformats.org/markup-compatibility/2006" xmlns:aink="http://schemas.microsoft.com/office/drawing/2016/ink" xmlns:am3d="http://schemas.microsoft.com/office/drawing/2017/model3d" xmlns:o="urn:schemas-microsoft-com:office:office" xmlns:oel="http://schemas.microsoft.com/office/2019/extlst" xmlns:r="http://schemas.openxmlformats.org/officeDocument/2006/relationships" xmlns:m="http://schemas.openxmlformats.org/officeDocument/2006/math" xmlns:v="urn:schemas-microsoft-com:vml" xmlns:wp14="http://schemas.microsoft.com/office/word/2010/wordprocessingDrawing" xmlns:wp="http://schemas.openxmlformats.org/drawingml/2006/wordprocessingDrawing" xmlns:w10="urn:schemas-microsoft-com:office:word" xmlns:w="http://schemas.openxmlformats.org/wordprocessingml/2006/main" xmlns:w14="http://schemas.microsoft.com/office/word/2010/wordml" xmlns:w15="http://schemas.microsoft.com/office/word/2012/wordml" xmlns:w16cei="http://schemas.microsoft.com/office/word/2026/wordml/cei" xmlns:w16cex="http://schemas.microsoft.com/office/word/2018/wordml/cex" xmlns:w16cid="http://schemas.microsoft.com/office/word/2016/wordml/cid" xmlns:w16="http://schemas.microsoft.com/office/word/2018/wordml" xmlns:w16du="http://schemas.microsoft.com/office/word/2023/wordml/word16du" xmlns:w16sdtdh="http://schemas.microsoft.com/office/word/2020/wordml/sdtdatahash" xmlns:w16sdtfl="http://schemas.microsoft.com/office/word/2024/wordml/sdtformatlock" xmlns:w16se="http://schemas.microsoft.com/office/word/2015/wordml/symex" xmlns:wpg="http://schemas.microsoft.com/office/word/2010/wordprocessingGroup" xmlns:wpi="http://schemas.microsoft.com/office/word/2010/wordprocessingInk" xmlns:wne="http://schemas.microsoft.com/office/word/2006/wordml" xmlns:wps="http://schemas.microsoft.com/office/word/2010/wordprocessingShape" mc:Ignorable="w14 w15 w16se w16cid w16 w16cex w16sdtdh w16sdtfl w16du wp14">
   <w:endnote w:type="separator" w:id="-1">
     <w:p>
       <w:pPr>
@@ -1932,7 +1876,7 @@
 </file>
 
 <file path=word/footer1.xml><?xml version="1.0" encoding="utf-8"?>
-<w:ftr xmlns:wpc="http://schemas.microsoft.com/office/word/2010/wordprocessingCanvas" xmlns:cx="http://schemas.microsoft.com/office/drawing/2014/chartex" xmlns:cx1="http://schemas.microsoft.com/office/drawing/2015/9/8/chartex" xmlns:cx2="http://schemas.microsoft.com/office/drawing/2015/10/21/chartex" xmlns:cx3="http://schemas.microsoft.com/office/drawing/2016/5/9/chartex" xmlns:cx4="http://schemas.microsoft.com/office/drawing/2016/5/10/chartex" xmlns:cx5="http://schemas.microsoft.com/office/drawing/2016/5/11/chartex" xmlns:cx6="http://schemas.microsoft.com/office/drawing/2016/5/12/chartex" xmlns:cx7="http://schemas.microsoft.com/office/drawing/2016/5/13/chartex" xmlns:cx8="http://schemas.microsoft.com/office/drawing/2016/5/14/chartex" xmlns:mc="http://schemas.openxmlformats.org/markup-compatibility/2006" xmlns:aink="http://schemas.microsoft.com/office/drawing/2016/ink" xmlns:am3d="http://schemas.microsoft.com/office/drawing/2017/model3d" xmlns:o="urn:schemas-microsoft-com:office:office" xmlns:oel="http://schemas.microsoft.com/office/2019/extlst" xmlns:r="http://schemas.openxmlformats.org/officeDocument/2006/relationships" xmlns:m="http://schemas.openxmlformats.org/officeDocument/2006/math" xmlns:v="urn:schemas-microsoft-com:vml" xmlns:wp14="http://schemas.microsoft.com/office/word/2010/wordprocessingDrawing" xmlns:wp="http://schemas.openxmlformats.org/drawingml/2006/wordprocessingDrawing" xmlns:w10="urn:schemas-microsoft-com:office:word" xmlns:w="http://schemas.openxmlformats.org/wordprocessingml/2006/main" xmlns:w14="http://schemas.microsoft.com/office/word/2010/wordml" xmlns:w15="http://schemas.microsoft.com/office/word/2012/wordml" xmlns:w16cex="http://schemas.microsoft.com/office/word/2018/wordml/cex" xmlns:w16cid="http://schemas.microsoft.com/office/word/2016/wordml/cid" xmlns:w16="http://schemas.microsoft.com/office/word/2018/wordml" xmlns:w16du="http://schemas.microsoft.com/office/word/2023/wordml/word16du" xmlns:w16sdtdh="http://schemas.microsoft.com/office/word/2020/wordml/sdtdatahash" xmlns:w16sdtfl="http://schemas.microsoft.com/office/word/2024/wordml/sdtformatlock" xmlns:w16se="http://schemas.microsoft.com/office/word/2015/wordml/symex" xmlns:wpg="http://schemas.microsoft.com/office/word/2010/wordprocessingGroup" xmlns:wpi="http://schemas.microsoft.com/office/word/2010/wordprocessingInk" xmlns:wne="http://schemas.microsoft.com/office/word/2006/wordml" xmlns:wps="http://schemas.microsoft.com/office/word/2010/wordprocessingShape" mc:Ignorable="w14 w15 w16se w16cid w16 w16cex w16sdtdh w16sdtfl w16du wp14">
+<w:ftr xmlns:wpc="http://schemas.microsoft.com/office/word/2010/wordprocessingCanvas" xmlns:cx="http://schemas.microsoft.com/office/drawing/2014/chartex" xmlns:cx1="http://schemas.microsoft.com/office/drawing/2015/9/8/chartex" xmlns:cx2="http://schemas.microsoft.com/office/drawing/2015/10/21/chartex" xmlns:cx3="http://schemas.microsoft.com/office/drawing/2016/5/9/chartex" xmlns:cx4="http://schemas.microsoft.com/office/drawing/2016/5/10/chartex" xmlns:cx5="http://schemas.microsoft.com/office/drawing/2016/5/11/chartex" xmlns:cx6="http://schemas.microsoft.com/office/drawing/2016/5/12/chartex" xmlns:cx7="http://schemas.microsoft.com/office/drawing/2016/5/13/chartex" xmlns:cx8="http://schemas.microsoft.com/office/drawing/2016/5/14/chartex" xmlns:mc="http://schemas.openxmlformats.org/markup-compatibility/2006" xmlns:aink="http://schemas.microsoft.com/office/drawing/2016/ink" xmlns:am3d="http://schemas.microsoft.com/office/drawing/2017/model3d" xmlns:o="urn:schemas-microsoft-com:office:office" xmlns:oel="http://schemas.microsoft.com/office/2019/extlst" xmlns:r="http://schemas.openxmlformats.org/officeDocument/2006/relationships" xmlns:m="http://schemas.openxmlformats.org/officeDocument/2006/math" xmlns:v="urn:schemas-microsoft-com:vml" xmlns:wp14="http://schemas.microsoft.com/office/word/2010/wordprocessingDrawing" xmlns:wp="http://schemas.openxmlformats.org/drawingml/2006/wordprocessingDrawing" xmlns:w10="urn:schemas-microsoft-com:office:word" xmlns:w="http://schemas.openxmlformats.org/wordprocessingml/2006/main" xmlns:w14="http://schemas.microsoft.com/office/word/2010/wordml" xmlns:w15="http://schemas.microsoft.com/office/word/2012/wordml" xmlns:w16cei="http://schemas.microsoft.com/office/word/2026/wordml/cei" xmlns:w16cex="http://schemas.microsoft.com/office/word/2018/wordml/cex" xmlns:w16cid="http://schemas.microsoft.com/office/word/2016/wordml/cid" xmlns:w16="http://schemas.microsoft.com/office/word/2018/wordml" xmlns:w16du="http://schemas.microsoft.com/office/word/2023/wordml/word16du" xmlns:w16sdtdh="http://schemas.microsoft.com/office/word/2020/wordml/sdtdatahash" xmlns:w16sdtfl="http://schemas.microsoft.com/office/word/2024/wordml/sdtformatlock" xmlns:w16se="http://schemas.microsoft.com/office/word/2015/wordml/symex" xmlns:wpg="http://schemas.microsoft.com/office/word/2010/wordprocessingGroup" xmlns:wpi="http://schemas.microsoft.com/office/word/2010/wordprocessingInk" xmlns:wne="http://schemas.microsoft.com/office/word/2006/wordml" xmlns:wps="http://schemas.microsoft.com/office/word/2010/wordprocessingShape" mc:Ignorable="w14 w15 w16se w16cid w16 w16cex w16sdtdh w16sdtfl w16du wp14">
   <w:sdt>
     <w:sdtPr>
       <w:id w:val="-1388802271"/>
@@ -1941,7 +1885,6 @@
         <w:docPartUnique/>
       </w:docPartObj>
     </w:sdtPr>
-    <w:sdtEndPr/>
     <w:sdtContent>
       <w:sdt>
         <w:sdtPr>
@@ -1951,7 +1894,6 @@
             <w:docPartUnique/>
           </w:docPartObj>
         </w:sdtPr>
-        <w:sdtEndPr/>
         <w:sdtContent>
           <w:p>
             <w:pPr>
@@ -2078,7 +2020,7 @@
 </file>
 
 <file path=word/footnotes.xml><?xml version="1.0" encoding="utf-8"?>
-<w:footnotes xmlns:wpc="http://schemas.microsoft.com/office/word/2010/wordprocessingCanvas" xmlns:cx="http://schemas.microsoft.com/office/drawing/2014/chartex" xmlns:cx1="http://schemas.microsoft.com/office/drawing/2015/9/8/chartex" xmlns:cx2="http://schemas.microsoft.com/office/drawing/2015/10/21/chartex" xmlns:cx3="http://schemas.microsoft.com/office/drawing/2016/5/9/chartex" xmlns:cx4="http://schemas.microsoft.com/office/drawing/2016/5/10/chartex" xmlns:cx5="http://schemas.microsoft.com/office/drawing/2016/5/11/chartex" xmlns:cx6="http://schemas.microsoft.com/office/drawing/2016/5/12/chartex" xmlns:cx7="http://schemas.microsoft.com/office/drawing/2016/5/13/chartex" xmlns:cx8="http://schemas.microsoft.com/office/drawing/2016/5/14/chartex" xmlns:mc="http://schemas.openxmlformats.org/markup-compatibility/2006" xmlns:aink="http://schemas.microsoft.com/office/drawing/2016/ink" xmlns:am3d="http://schemas.microsoft.com/office/drawing/2017/model3d" xmlns:o="urn:schemas-microsoft-com:office:office" xmlns:oel="http://schemas.microsoft.com/office/2019/extlst" xmlns:r="http://schemas.openxmlformats.org/officeDocument/2006/relationships" xmlns:m="http://schemas.openxmlformats.org/officeDocument/2006/math" xmlns:v="urn:schemas-microsoft-com:vml" xmlns:wp14="http://schemas.microsoft.com/office/word/2010/wordprocessingDrawing" xmlns:wp="http://schemas.openxmlformats.org/drawingml/2006/wordprocessingDrawing" xmlns:w10="urn:schemas-microsoft-com:office:word" xmlns:w="http://schemas.openxmlformats.org/wordprocessingml/2006/main" xmlns:w14="http://schemas.microsoft.com/office/word/2010/wordml" xmlns:w15="http://schemas.microsoft.com/office/word/2012/wordml" xmlns:w16cex="http://schemas.microsoft.com/office/word/2018/wordml/cex" xmlns:w16cid="http://schemas.microsoft.com/office/word/2016/wordml/cid" xmlns:w16="http://schemas.microsoft.com/office/word/2018/wordml" xmlns:w16du="http://schemas.microsoft.com/office/word/2023/wordml/word16du" xmlns:w16sdtdh="http://schemas.microsoft.com/office/word/2020/wordml/sdtdatahash" xmlns:w16sdtfl="http://schemas.microsoft.com/office/word/2024/wordml/sdtformatlock" xmlns:w16se="http://schemas.microsoft.com/office/word/2015/wordml/symex" xmlns:wpg="http://schemas.microsoft.com/office/word/2010/wordprocessingGroup" xmlns:wpi="http://schemas.microsoft.com/office/word/2010/wordprocessingInk" xmlns:wne="http://schemas.microsoft.com/office/word/2006/wordml" xmlns:wps="http://schemas.microsoft.com/office/word/2010/wordprocessingShape" mc:Ignorable="w14 w15 w16se w16cid w16 w16cex w16sdtdh w16sdtfl w16du wp14">
+<w:footnotes xmlns:wpc="http://schemas.microsoft.com/office/word/2010/wordprocessingCanvas" xmlns:cx="http://schemas.microsoft.com/office/drawing/2014/chartex" xmlns:cx1="http://schemas.microsoft.com/office/drawing/2015/9/8/chartex" xmlns:cx2="http://schemas.microsoft.com/office/drawing/2015/10/21/chartex" xmlns:cx3="http://schemas.microsoft.com/office/drawing/2016/5/9/chartex" xmlns:cx4="http://schemas.microsoft.com/office/drawing/2016/5/10/chartex" xmlns:cx5="http://schemas.microsoft.com/office/drawing/2016/5/11/chartex" xmlns:cx6="http://schemas.microsoft.com/office/drawing/2016/5/12/chartex" xmlns:cx7="http://schemas.microsoft.com/office/drawing/2016/5/13/chartex" xmlns:cx8="http://schemas.microsoft.com/office/drawing/2016/5/14/chartex" xmlns:mc="http://schemas.openxmlformats.org/markup-compatibility/2006" xmlns:aink="http://schemas.microsoft.com/office/drawing/2016/ink" xmlns:am3d="http://schemas.microsoft.com/office/drawing/2017/model3d" xmlns:o="urn:schemas-microsoft-com:office:office" xmlns:oel="http://schemas.microsoft.com/office/2019/extlst" xmlns:r="http://schemas.openxmlformats.org/officeDocument/2006/relationships" xmlns:m="http://schemas.openxmlformats.org/officeDocument/2006/math" xmlns:v="urn:schemas-microsoft-com:vml" xmlns:wp14="http://schemas.microsoft.com/office/word/2010/wordprocessingDrawing" xmlns:wp="http://schemas.openxmlformats.org/drawingml/2006/wordprocessingDrawing" xmlns:w10="urn:schemas-microsoft-com:office:word" xmlns:w="http://schemas.openxmlformats.org/wordprocessingml/2006/main" xmlns:w14="http://schemas.microsoft.com/office/word/2010/wordml" xmlns:w15="http://schemas.microsoft.com/office/word/2012/wordml" xmlns:w16cei="http://schemas.microsoft.com/office/word/2026/wordml/cei" xmlns:w16cex="http://schemas.microsoft.com/office/word/2018/wordml/cex" xmlns:w16cid="http://schemas.microsoft.com/office/word/2016/wordml/cid" xmlns:w16="http://schemas.microsoft.com/office/word/2018/wordml" xmlns:w16du="http://schemas.microsoft.com/office/word/2023/wordml/word16du" xmlns:w16sdtdh="http://schemas.microsoft.com/office/word/2020/wordml/sdtdatahash" xmlns:w16sdtfl="http://schemas.microsoft.com/office/word/2024/wordml/sdtformatlock" xmlns:w16se="http://schemas.microsoft.com/office/word/2015/wordml/symex" xmlns:wpg="http://schemas.microsoft.com/office/word/2010/wordprocessingGroup" xmlns:wpi="http://schemas.microsoft.com/office/word/2010/wordprocessingInk" xmlns:wne="http://schemas.microsoft.com/office/word/2006/wordml" xmlns:wps="http://schemas.microsoft.com/office/word/2010/wordprocessingShape" mc:Ignorable="w14 w15 w16se w16cid w16 w16cex w16sdtdh w16sdtfl w16du wp14">
   <w:footnote w:type="separator" w:id="-1">
     <w:p>
       <w:pPr>
@@ -2103,7 +2045,7 @@
 </file>
 
 <file path=word/header1.xml><?xml version="1.0" encoding="utf-8"?>
-<w:hdr xmlns:wpc="http://schemas.microsoft.com/office/word/2010/wordprocessingCanvas" xmlns:cx="http://schemas.microsoft.com/office/drawing/2014/chartex" xmlns:cx1="http://schemas.microsoft.com/office/drawing/2015/9/8/chartex" xmlns:cx2="http://schemas.microsoft.com/office/drawing/2015/10/21/chartex" xmlns:cx3="http://schemas.microsoft.com/office/drawing/2016/5/9/chartex" xmlns:cx4="http://schemas.microsoft.com/office/drawing/2016/5/10/chartex" xmlns:cx5="http://schemas.microsoft.com/office/drawing/2016/5/11/chartex" xmlns:cx6="http://schemas.microsoft.com/office/drawing/2016/5/12/chartex" xmlns:cx7="http://schemas.microsoft.com/office/drawing/2016/5/13/chartex" xmlns:cx8="http://schemas.microsoft.com/office/drawing/2016/5/14/chartex" xmlns:mc="http://schemas.openxmlformats.org/markup-compatibility/2006" xmlns:aink="http://schemas.microsoft.com/office/drawing/2016/ink" xmlns:am3d="http://schemas.microsoft.com/office/drawing/2017/model3d" xmlns:o="urn:schemas-microsoft-com:office:office" xmlns:oel="http://schemas.microsoft.com/office/2019/extlst" xmlns:r="http://schemas.openxmlformats.org/officeDocument/2006/relationships" xmlns:m="http://schemas.openxmlformats.org/officeDocument/2006/math" xmlns:v="urn:schemas-microsoft-com:vml" xmlns:wp14="http://schemas.microsoft.com/office/word/2010/wordprocessingDrawing" xmlns:wp="http://schemas.openxmlformats.org/drawingml/2006/wordprocessingDrawing" xmlns:w10="urn:schemas-microsoft-com:office:word" xmlns:w="http://schemas.openxmlformats.org/wordprocessingml/2006/main" xmlns:w14="http://schemas.microsoft.com/office/word/2010/wordml" xmlns:w15="http://schemas.microsoft.com/office/word/2012/wordml" xmlns:w16cex="http://schemas.microsoft.com/office/word/2018/wordml/cex" xmlns:w16cid="http://schemas.microsoft.com/office/word/2016/wordml/cid" xmlns:w16="http://schemas.microsoft.com/office/word/2018/wordml" xmlns:w16du="http://schemas.microsoft.com/office/word/2023/wordml/word16du" xmlns:w16sdtdh="http://schemas.microsoft.com/office/word/2020/wordml/sdtdatahash" xmlns:w16sdtfl="http://schemas.microsoft.com/office/word/2024/wordml/sdtformatlock" xmlns:w16se="http://schemas.microsoft.com/office/word/2015/wordml/symex" xmlns:wpg="http://schemas.microsoft.com/office/word/2010/wordprocessingGroup" xmlns:wpi="http://schemas.microsoft.com/office/word/2010/wordprocessingInk" xmlns:wne="http://schemas.microsoft.com/office/word/2006/wordml" xmlns:wps="http://schemas.microsoft.com/office/word/2010/wordprocessingShape" mc:Ignorable="w14 w15 w16se w16cid w16 w16cex w16sdtdh w16sdtfl w16du wp14">
+<w:hdr xmlns:wpc="http://schemas.microsoft.com/office/word/2010/wordprocessingCanvas" xmlns:cx="http://schemas.microsoft.com/office/drawing/2014/chartex" xmlns:cx1="http://schemas.microsoft.com/office/drawing/2015/9/8/chartex" xmlns:cx2="http://schemas.microsoft.com/office/drawing/2015/10/21/chartex" xmlns:cx3="http://schemas.microsoft.com/office/drawing/2016/5/9/chartex" xmlns:cx4="http://schemas.microsoft.com/office/drawing/2016/5/10/chartex" xmlns:cx5="http://schemas.microsoft.com/office/drawing/2016/5/11/chartex" xmlns:cx6="http://schemas.microsoft.com/office/drawing/2016/5/12/chartex" xmlns:cx7="http://schemas.microsoft.com/office/drawing/2016/5/13/chartex" xmlns:cx8="http://schemas.microsoft.com/office/drawing/2016/5/14/chartex" xmlns:mc="http://schemas.openxmlformats.org/markup-compatibility/2006" xmlns:aink="http://schemas.microsoft.com/office/drawing/2016/ink" xmlns:am3d="http://schemas.microsoft.com/office/drawing/2017/model3d" xmlns:o="urn:schemas-microsoft-com:office:office" xmlns:oel="http://schemas.microsoft.com/office/2019/extlst" xmlns:r="http://schemas.openxmlformats.org/officeDocument/2006/relationships" xmlns:m="http://schemas.openxmlformats.org/officeDocument/2006/math" xmlns:v="urn:schemas-microsoft-com:vml" xmlns:wp14="http://schemas.microsoft.com/office/word/2010/wordprocessingDrawing" xmlns:wp="http://schemas.openxmlformats.org/drawingml/2006/wordprocessingDrawing" xmlns:w10="urn:schemas-microsoft-com:office:word" xmlns:w="http://schemas.openxmlformats.org/wordprocessingml/2006/main" xmlns:w14="http://schemas.microsoft.com/office/word/2010/wordml" xmlns:w15="http://schemas.microsoft.com/office/word/2012/wordml" xmlns:w16cei="http://schemas.microsoft.com/office/word/2026/wordml/cei" xmlns:w16cex="http://schemas.microsoft.com/office/word/2018/wordml/cex" xmlns:w16cid="http://schemas.microsoft.com/office/word/2016/wordml/cid" xmlns:w16="http://schemas.microsoft.com/office/word/2018/wordml" xmlns:w16du="http://schemas.microsoft.com/office/word/2023/wordml/word16du" xmlns:w16sdtdh="http://schemas.microsoft.com/office/word/2020/wordml/sdtdatahash" xmlns:w16sdtfl="http://schemas.microsoft.com/office/word/2024/wordml/sdtformatlock" xmlns:w16se="http://schemas.microsoft.com/office/word/2015/wordml/symex" xmlns:wpg="http://schemas.microsoft.com/office/word/2010/wordprocessingGroup" xmlns:wpi="http://schemas.microsoft.com/office/word/2010/wordprocessingInk" xmlns:wne="http://schemas.microsoft.com/office/word/2006/wordml" xmlns:wps="http://schemas.microsoft.com/office/word/2010/wordprocessingShape" mc:Ignorable="w14 w15 w16se w16cid w16 w16cex w16sdtdh w16sdtfl w16du wp14">
   <w:p>
     <w:pPr>
       <w:pStyle w:val="Header"/>
@@ -2233,7 +2175,7 @@
 </file>
 
 <file path=word/header2.xml><?xml version="1.0" encoding="utf-8"?>
-<w:hdr xmlns:wpc="http://schemas.microsoft.com/office/word/2010/wordprocessingCanvas" xmlns:cx="http://schemas.microsoft.com/office/drawing/2014/chartex" xmlns:cx1="http://schemas.microsoft.com/office/drawing/2015/9/8/chartex" xmlns:cx2="http://schemas.microsoft.com/office/drawing/2015/10/21/chartex" xmlns:cx3="http://schemas.microsoft.com/office/drawing/2016/5/9/chartex" xmlns:cx4="http://schemas.microsoft.com/office/drawing/2016/5/10/chartex" xmlns:cx5="http://schemas.microsoft.com/office/drawing/2016/5/11/chartex" xmlns:cx6="http://schemas.microsoft.com/office/drawing/2016/5/12/chartex" xmlns:cx7="http://schemas.microsoft.com/office/drawing/2016/5/13/chartex" xmlns:cx8="http://schemas.microsoft.com/office/drawing/2016/5/14/chartex" xmlns:mc="http://schemas.openxmlformats.org/markup-compatibility/2006" xmlns:aink="http://schemas.microsoft.com/office/drawing/2016/ink" xmlns:am3d="http://schemas.microsoft.com/office/drawing/2017/model3d" xmlns:o="urn:schemas-microsoft-com:office:office" xmlns:oel="http://schemas.microsoft.com/office/2019/extlst" xmlns:r="http://schemas.openxmlformats.org/officeDocument/2006/relationships" xmlns:m="http://schemas.openxmlformats.org/officeDocument/2006/math" xmlns:v="urn:schemas-microsoft-com:vml" xmlns:wp14="http://schemas.microsoft.com/office/word/2010/wordprocessingDrawing" xmlns:wp="http://schemas.openxmlformats.org/drawingml/2006/wordprocessingDrawing" xmlns:w10="urn:schemas-microsoft-com:office:word" xmlns:w="http://schemas.openxmlformats.org/wordprocessingml/2006/main" xmlns:w14="http://schemas.microsoft.com/office/word/2010/wordml" xmlns:w15="http://schemas.microsoft.com/office/word/2012/wordml" xmlns:w16cex="http://schemas.microsoft.com/office/word/2018/wordml/cex" xmlns:w16cid="http://schemas.microsoft.com/office/word/2016/wordml/cid" xmlns:w16="http://schemas.microsoft.com/office/word/2018/wordml" xmlns:w16du="http://schemas.microsoft.com/office/word/2023/wordml/word16du" xmlns:w16sdtdh="http://schemas.microsoft.com/office/word/2020/wordml/sdtdatahash" xmlns:w16sdtfl="http://schemas.microsoft.com/office/word/2024/wordml/sdtformatlock" xmlns:w16se="http://schemas.microsoft.com/office/word/2015/wordml/symex" xmlns:wpg="http://schemas.microsoft.com/office/word/2010/wordprocessingGroup" xmlns:wpi="http://schemas.microsoft.com/office/word/2010/wordprocessingInk" xmlns:wne="http://schemas.microsoft.com/office/word/2006/wordml" xmlns:wps="http://schemas.microsoft.com/office/word/2010/wordprocessingShape" mc:Ignorable="w14 w15 w16se w16cid w16 w16cex w16sdtdh w16sdtfl w16du wp14">
+<w:hdr xmlns:wpc="http://schemas.microsoft.com/office/word/2010/wordprocessingCanvas" xmlns:cx="http://schemas.microsoft.com/office/drawing/2014/chartex" xmlns:cx1="http://schemas.microsoft.com/office/drawing/2015/9/8/chartex" xmlns:cx2="http://schemas.microsoft.com/office/drawing/2015/10/21/chartex" xmlns:cx3="http://schemas.microsoft.com/office/drawing/2016/5/9/chartex" xmlns:cx4="http://schemas.microsoft.com/office/drawing/2016/5/10/chartex" xmlns:cx5="http://schemas.microsoft.com/office/drawing/2016/5/11/chartex" xmlns:cx6="http://schemas.microsoft.com/office/drawing/2016/5/12/chartex" xmlns:cx7="http://schemas.microsoft.com/office/drawing/2016/5/13/chartex" xmlns:cx8="http://schemas.microsoft.com/office/drawing/2016/5/14/chartex" xmlns:mc="http://schemas.openxmlformats.org/markup-compatibility/2006" xmlns:aink="http://schemas.microsoft.com/office/drawing/2016/ink" xmlns:am3d="http://schemas.microsoft.com/office/drawing/2017/model3d" xmlns:o="urn:schemas-microsoft-com:office:office" xmlns:oel="http://schemas.microsoft.com/office/2019/extlst" xmlns:r="http://schemas.openxmlformats.org/officeDocument/2006/relationships" xmlns:m="http://schemas.openxmlformats.org/officeDocument/2006/math" xmlns:v="urn:schemas-microsoft-com:vml" xmlns:wp14="http://schemas.microsoft.com/office/word/2010/wordprocessingDrawing" xmlns:wp="http://schemas.openxmlformats.org/drawingml/2006/wordprocessingDrawing" xmlns:w10="urn:schemas-microsoft-com:office:word" xmlns:w="http://schemas.openxmlformats.org/wordprocessingml/2006/main" xmlns:w14="http://schemas.microsoft.com/office/word/2010/wordml" xmlns:w15="http://schemas.microsoft.com/office/word/2012/wordml" xmlns:w16cei="http://schemas.microsoft.com/office/word/2026/wordml/cei" xmlns:w16cex="http://schemas.microsoft.com/office/word/2018/wordml/cex" xmlns:w16cid="http://schemas.microsoft.com/office/word/2016/wordml/cid" xmlns:w16="http://schemas.microsoft.com/office/word/2018/wordml" xmlns:w16du="http://schemas.microsoft.com/office/word/2023/wordml/word16du" xmlns:w16sdtdh="http://schemas.microsoft.com/office/word/2020/wordml/sdtdatahash" xmlns:w16sdtfl="http://schemas.microsoft.com/office/word/2024/wordml/sdtformatlock" xmlns:w16se="http://schemas.microsoft.com/office/word/2015/wordml/symex" xmlns:wpg="http://schemas.microsoft.com/office/word/2010/wordprocessingGroup" xmlns:wpi="http://schemas.microsoft.com/office/word/2010/wordprocessingInk" xmlns:wne="http://schemas.microsoft.com/office/word/2006/wordml" xmlns:wps="http://schemas.microsoft.com/office/word/2010/wordprocessingShape" mc:Ignorable="w14 w15 w16se w16cid w16 w16cex w16sdtdh w16sdtfl w16du wp14">
   <w:p>
     <w:pPr>
       <w:pStyle w:val="Header"/>
@@ -2363,7 +2305,7 @@
 </file>
 
 <file path=word/header3.xml><?xml version="1.0" encoding="utf-8"?>
-<w:hdr xmlns:wpc="http://schemas.microsoft.com/office/word/2010/wordprocessingCanvas" xmlns:cx="http://schemas.microsoft.com/office/drawing/2014/chartex" xmlns:cx1="http://schemas.microsoft.com/office/drawing/2015/9/8/chartex" xmlns:cx2="http://schemas.microsoft.com/office/drawing/2015/10/21/chartex" xmlns:cx3="http://schemas.microsoft.com/office/drawing/2016/5/9/chartex" xmlns:cx4="http://schemas.microsoft.com/office/drawing/2016/5/10/chartex" xmlns:cx5="http://schemas.microsoft.com/office/drawing/2016/5/11/chartex" xmlns:cx6="http://schemas.microsoft.com/office/drawing/2016/5/12/chartex" xmlns:cx7="http://schemas.microsoft.com/office/drawing/2016/5/13/chartex" xmlns:cx8="http://schemas.microsoft.com/office/drawing/2016/5/14/chartex" xmlns:mc="http://schemas.openxmlformats.org/markup-compatibility/2006" xmlns:aink="http://schemas.microsoft.com/office/drawing/2016/ink" xmlns:am3d="http://schemas.microsoft.com/office/drawing/2017/model3d" xmlns:o="urn:schemas-microsoft-com:office:office" xmlns:oel="http://schemas.microsoft.com/office/2019/extlst" xmlns:r="http://schemas.openxmlformats.org/officeDocument/2006/relationships" xmlns:m="http://schemas.openxmlformats.org/officeDocument/2006/math" xmlns:v="urn:schemas-microsoft-com:vml" xmlns:wp14="http://schemas.microsoft.com/office/word/2010/wordprocessingDrawing" xmlns:wp="http://schemas.openxmlformats.org/drawingml/2006/wordprocessingDrawing" xmlns:w10="urn:schemas-microsoft-com:office:word" xmlns:w="http://schemas.openxmlformats.org/wordprocessingml/2006/main" xmlns:w14="http://schemas.microsoft.com/office/word/2010/wordml" xmlns:w15="http://schemas.microsoft.com/office/word/2012/wordml" xmlns:w16cex="http://schemas.microsoft.com/office/word/2018/wordml/cex" xmlns:w16cid="http://schemas.microsoft.com/office/word/2016/wordml/cid" xmlns:w16="http://schemas.microsoft.com/office/word/2018/wordml" xmlns:w16du="http://schemas.microsoft.com/office/word/2023/wordml/word16du" xmlns:w16sdtdh="http://schemas.microsoft.com/office/word/2020/wordml/sdtdatahash" xmlns:w16sdtfl="http://schemas.microsoft.com/office/word/2024/wordml/sdtformatlock" xmlns:w16se="http://schemas.microsoft.com/office/word/2015/wordml/symex" xmlns:wpg="http://schemas.microsoft.com/office/word/2010/wordprocessingGroup" xmlns:wpi="http://schemas.microsoft.com/office/word/2010/wordprocessingInk" xmlns:wne="http://schemas.microsoft.com/office/word/2006/wordml" xmlns:wps="http://schemas.microsoft.com/office/word/2010/wordprocessingShape" mc:Ignorable="w14 w15 w16se w16cid w16 w16cex w16sdtdh w16sdtfl w16du wp14">
+<w:hdr xmlns:wpc="http://schemas.microsoft.com/office/word/2010/wordprocessingCanvas" xmlns:cx="http://schemas.microsoft.com/office/drawing/2014/chartex" xmlns:cx1="http://schemas.microsoft.com/office/drawing/2015/9/8/chartex" xmlns:cx2="http://schemas.microsoft.com/office/drawing/2015/10/21/chartex" xmlns:cx3="http://schemas.microsoft.com/office/drawing/2016/5/9/chartex" xmlns:cx4="http://schemas.microsoft.com/office/drawing/2016/5/10/chartex" xmlns:cx5="http://schemas.microsoft.com/office/drawing/2016/5/11/chartex" xmlns:cx6="http://schemas.microsoft.com/office/drawing/2016/5/12/chartex" xmlns:cx7="http://schemas.microsoft.com/office/drawing/2016/5/13/chartex" xmlns:cx8="http://schemas.microsoft.com/office/drawing/2016/5/14/chartex" xmlns:mc="http://schemas.openxmlformats.org/markup-compatibility/2006" xmlns:aink="http://schemas.microsoft.com/office/drawing/2016/ink" xmlns:am3d="http://schemas.microsoft.com/office/drawing/2017/model3d" xmlns:o="urn:schemas-microsoft-com:office:office" xmlns:oel="http://schemas.microsoft.com/office/2019/extlst" xmlns:r="http://schemas.openxmlformats.org/officeDocument/2006/relationships" xmlns:m="http://schemas.openxmlformats.org/officeDocument/2006/math" xmlns:v="urn:schemas-microsoft-com:vml" xmlns:wp14="http://schemas.microsoft.com/office/word/2010/wordprocessingDrawing" xmlns:wp="http://schemas.openxmlformats.org/drawingml/2006/wordprocessingDrawing" xmlns:w10="urn:schemas-microsoft-com:office:word" xmlns:w="http://schemas.openxmlformats.org/wordprocessingml/2006/main" xmlns:w14="http://schemas.microsoft.com/office/word/2010/wordml" xmlns:w15="http://schemas.microsoft.com/office/word/2012/wordml" xmlns:w16cei="http://schemas.microsoft.com/office/word/2026/wordml/cei" xmlns:w16cex="http://schemas.microsoft.com/office/word/2018/wordml/cex" xmlns:w16cid="http://schemas.microsoft.com/office/word/2016/wordml/cid" xmlns:w16="http://schemas.microsoft.com/office/word/2018/wordml" xmlns:w16du="http://schemas.microsoft.com/office/word/2023/wordml/word16du" xmlns:w16sdtdh="http://schemas.microsoft.com/office/word/2020/wordml/sdtdatahash" xmlns:w16sdtfl="http://schemas.microsoft.com/office/word/2024/wordml/sdtformatlock" xmlns:w16se="http://schemas.microsoft.com/office/word/2015/wordml/symex" xmlns:wpg="http://schemas.microsoft.com/office/word/2010/wordprocessingGroup" xmlns:wpi="http://schemas.microsoft.com/office/word/2010/wordprocessingInk" xmlns:wne="http://schemas.microsoft.com/office/word/2006/wordml" xmlns:wps="http://schemas.microsoft.com/office/word/2010/wordprocessingShape" mc:Ignorable="w14 w15 w16se w16cid w16 w16cex w16sdtdh w16sdtfl w16du wp14">
   <w:p>
     <w:pPr>
       <w:pStyle w:val="Header"/>
@@ -2493,7 +2435,7 @@
 </file>
 
 <file path=word/numbering.xml><?xml version="1.0" encoding="utf-8"?>
-<w:numbering xmlns:wpc="http://schemas.microsoft.com/office/word/2010/wordprocessingCanvas" xmlns:cx="http://schemas.microsoft.com/office/drawing/2014/chartex" xmlns:cx1="http://schemas.microsoft.com/office/drawing/2015/9/8/chartex" xmlns:cx2="http://schemas.microsoft.com/office/drawing/2015/10/21/chartex" xmlns:cx3="http://schemas.microsoft.com/office/drawing/2016/5/9/chartex" xmlns:cx4="http://schemas.microsoft.com/office/drawing/2016/5/10/chartex" xmlns:cx5="http://schemas.microsoft.com/office/drawing/2016/5/11/chartex" xmlns:cx6="http://schemas.microsoft.com/office/drawing/2016/5/12/chartex" xmlns:cx7="http://schemas.microsoft.com/office/drawing/2016/5/13/chartex" xmlns:cx8="http://schemas.microsoft.com/office/drawing/2016/5/14/chartex" xmlns:mc="http://schemas.openxmlformats.org/markup-compatibility/2006" xmlns:aink="http://schemas.microsoft.com/office/drawing/2016/ink" xmlns:am3d="http://schemas.microsoft.com/office/drawing/2017/model3d" xmlns:o="urn:schemas-microsoft-com:office:office" xmlns:oel="http://schemas.microsoft.com/office/2019/extlst" xmlns:r="http://schemas.openxmlformats.org/officeDocument/2006/relationships" xmlns:m="http://schemas.openxmlformats.org/officeDocument/2006/math" xmlns:v="urn:schemas-microsoft-com:vml" xmlns:wp14="http://schemas.microsoft.com/office/word/2010/wordprocessingDrawing" xmlns:wp="http://schemas.openxmlformats.org/drawingml/2006/wordprocessingDrawing" xmlns:w10="urn:schemas-microsoft-com:office:word" xmlns:w="http://schemas.openxmlformats.org/wordprocessingml/2006/main" xmlns:w14="http://schemas.microsoft.com/office/word/2010/wordml" xmlns:w15="http://schemas.microsoft.com/office/word/2012/wordml" xmlns:w16cex="http://schemas.microsoft.com/office/word/2018/wordml/cex" xmlns:w16cid="http://schemas.microsoft.com/office/word/2016/wordml/cid" xmlns:w16="http://schemas.microsoft.com/office/word/2018/wordml" xmlns:w16du="http://schemas.microsoft.com/office/word/2023/wordml/word16du" xmlns:w16sdtdh="http://schemas.microsoft.com/office/word/2020/wordml/sdtdatahash" xmlns:w16sdtfl="http://schemas.microsoft.com/office/word/2024/wordml/sdtformatlock" xmlns:w16se="http://schemas.microsoft.com/office/word/2015/wordml/symex" xmlns:wpg="http://schemas.microsoft.com/office/word/2010/wordprocessingGroup" xmlns:wpi="http://schemas.microsoft.com/office/word/2010/wordprocessingInk" xmlns:wne="http://schemas.microsoft.com/office/word/2006/wordml" xmlns:wps="http://schemas.microsoft.com/office/word/2010/wordprocessingShape" mc:Ignorable="w14 w15 w16se w16cid w16 w16cex w16sdtdh w16sdtfl w16du wp14">
+<w:numbering xmlns:wpc="http://schemas.microsoft.com/office/word/2010/wordprocessingCanvas" xmlns:cx="http://schemas.microsoft.com/office/drawing/2014/chartex" xmlns:cx1="http://schemas.microsoft.com/office/drawing/2015/9/8/chartex" xmlns:cx2="http://schemas.microsoft.com/office/drawing/2015/10/21/chartex" xmlns:cx3="http://schemas.microsoft.com/office/drawing/2016/5/9/chartex" xmlns:cx4="http://schemas.microsoft.com/office/drawing/2016/5/10/chartex" xmlns:cx5="http://schemas.microsoft.com/office/drawing/2016/5/11/chartex" xmlns:cx6="http://schemas.microsoft.com/office/drawing/2016/5/12/chartex" xmlns:cx7="http://schemas.microsoft.com/office/drawing/2016/5/13/chartex" xmlns:cx8="http://schemas.microsoft.com/office/drawing/2016/5/14/chartex" xmlns:mc="http://schemas.openxmlformats.org/markup-compatibility/2006" xmlns:aink="http://schemas.microsoft.com/office/drawing/2016/ink" xmlns:am3d="http://schemas.microsoft.com/office/drawing/2017/model3d" xmlns:o="urn:schemas-microsoft-com:office:office" xmlns:oel="http://schemas.microsoft.com/office/2019/extlst" xmlns:r="http://schemas.openxmlformats.org/officeDocument/2006/relationships" xmlns:m="http://schemas.openxmlformats.org/officeDocument/2006/math" xmlns:v="urn:schemas-microsoft-com:vml" xmlns:wp14="http://schemas.microsoft.com/office/word/2010/wordprocessingDrawing" xmlns:wp="http://schemas.openxmlformats.org/drawingml/2006/wordprocessingDrawing" xmlns:w10="urn:schemas-microsoft-com:office:word" xmlns:w="http://schemas.openxmlformats.org/wordprocessingml/2006/main" xmlns:w14="http://schemas.microsoft.com/office/word/2010/wordml" xmlns:w15="http://schemas.microsoft.com/office/word/2012/wordml" xmlns:w16cei="http://schemas.microsoft.com/office/word/2026/wordml/cei" xmlns:w16cex="http://schemas.microsoft.com/office/word/2018/wordml/cex" xmlns:w16cid="http://schemas.microsoft.com/office/word/2016/wordml/cid" xmlns:w16="http://schemas.microsoft.com/office/word/2018/wordml" xmlns:w16du="http://schemas.microsoft.com/office/word/2023/wordml/word16du" xmlns:w16sdtdh="http://schemas.microsoft.com/office/word/2020/wordml/sdtdatahash" xmlns:w16sdtfl="http://schemas.microsoft.com/office/word/2024/wordml/sdtformatlock" xmlns:w16se="http://schemas.microsoft.com/office/word/2015/wordml/symex" xmlns:wpg="http://schemas.microsoft.com/office/word/2010/wordprocessingGroup" xmlns:wpi="http://schemas.microsoft.com/office/word/2010/wordprocessingInk" xmlns:wne="http://schemas.microsoft.com/office/word/2006/wordml" xmlns:wps="http://schemas.microsoft.com/office/word/2010/wordprocessingShape" mc:Ignorable="w14 w15 w16se w16cid w16 w16cex w16sdtdh w16sdtfl w16du wp14">
   <w:abstractNum w:abstractNumId="0" w15:restartNumberingAfterBreak="0">
     <w:nsid w:val="043B724E"/>
     <w:multiLevelType w:val="hybridMultilevel"/>
@@ -6962,6 +6904,7 @@
   <w:style w:type="character" w:default="1" w:styleId="DefaultParagraphFont">
     <w:name w:val="Default Paragraph Font"/>
     <w:uiPriority w:val="1"/>
+    <w:semiHidden/>
     <w:unhideWhenUsed/>
   </w:style>
   <w:style w:type="table" w:default="1" w:styleId="TableNormal">
@@ -7702,6 +7645,23 @@
 </file>
 
 <file path=customXml/item1.xml><?xml version="1.0" encoding="utf-8"?>
+<?mso-contentType ?>
+<FormTemplates xmlns="http://schemas.microsoft.com/sharepoint/v3/contenttype/forms">
+  <Display>DocumentLibraryForm</Display>
+  <Edit>DocumentLibraryForm</Edit>
+  <New>DocumentLibraryForm</New>
+</FormTemplates>
+</file>
+
+<file path=customXml/item2.xml><?xml version="1.0" encoding="utf-8"?>
+<p:properties xmlns:p="http://schemas.microsoft.com/office/2006/metadata/properties" xmlns:xsi="http://www.w3.org/2001/XMLSchema-instance" xmlns:pc="http://schemas.microsoft.com/office/infopath/2007/PartnerControls">
+  <documentManagement>
+    <_activity xmlns="d724823f-18e3-44a3-89a9-c89091800a5b" xsi:nil="true"/>
+  </documentManagement>
+</p:properties>
+</file>
+
+<file path=customXml/item3.xml><?xml version="1.0" encoding="utf-8"?>
 <ct:contentTypeSchema xmlns:ct="http://schemas.microsoft.com/office/2006/metadata/contentType" xmlns:ma="http://schemas.microsoft.com/office/2006/metadata/properties/metaAttributes" ct:_="" ma:_="" ma:contentTypeName="Document" ma:contentTypeID="0x0101000898FA453B518E43A8A123D7C4824422" ma:contentTypeVersion="5" ma:contentTypeDescription="Create a new document." ma:contentTypeScope="" ma:versionID="6dfd5b24d2c9534aa2e9bb8624bfff87">
   <xsd:schema xmlns:xsd="http://www.w3.org/2001/XMLSchema" xmlns:xs="http://www.w3.org/2001/XMLSchema" xmlns:p="http://schemas.microsoft.com/office/2006/metadata/properties" xmlns:ns3="d724823f-18e3-44a3-89a9-c89091800a5b" targetNamespace="http://schemas.microsoft.com/office/2006/metadata/properties" ma:root="true" ma:fieldsID="2133fd17be787f105bad9f077a5efe0a" ns3:_="">
     <xsd:import namespace="d724823f-18e3-44a3-89a9-c89091800a5b"/>
@@ -7851,24 +7811,25 @@
 </ct:contentTypeSchema>
 </file>
 
-<file path=customXml/item2.xml><?xml version="1.0" encoding="utf-8"?>
-<p:properties xmlns:p="http://schemas.microsoft.com/office/2006/metadata/properties" xmlns:xsi="http://www.w3.org/2001/XMLSchema-instance" xmlns:pc="http://schemas.microsoft.com/office/infopath/2007/PartnerControls">
-  <documentManagement>
-    <_activity xmlns="d724823f-18e3-44a3-89a9-c89091800a5b" xsi:nil="true"/>
-  </documentManagement>
-</p:properties>
+<file path=customXml/itemProps1.xml><?xml version="1.0" encoding="utf-8"?>
+<ds:datastoreItem xmlns:ds="http://schemas.openxmlformats.org/officeDocument/2006/customXml" ds:itemID="{891417BF-93F5-4F68-A276-BE80032FE8B6}">
+  <ds:schemaRefs>
+    <ds:schemaRef ds:uri="http://schemas.microsoft.com/sharepoint/v3/contenttype/forms"/>
+  </ds:schemaRefs>
+</ds:datastoreItem>
 </file>
 
-<file path=customXml/item3.xml><?xml version="1.0" encoding="utf-8"?>
-<?mso-contentType ?>
-<FormTemplates xmlns="http://schemas.microsoft.com/sharepoint/v3/contenttype/forms">
-  <Display>DocumentLibraryForm</Display>
-  <Edit>DocumentLibraryForm</Edit>
-  <New>DocumentLibraryForm</New>
-</FormTemplates>
+<file path=customXml/itemProps2.xml><?xml version="1.0" encoding="utf-8"?>
+<ds:datastoreItem xmlns:ds="http://schemas.openxmlformats.org/officeDocument/2006/customXml" ds:itemID="{451C2406-06F5-4301-9967-C40BCABE7AD8}">
+  <ds:schemaRefs>
+    <ds:schemaRef ds:uri="http://schemas.microsoft.com/office/2006/metadata/properties"/>
+    <ds:schemaRef ds:uri="http://schemas.microsoft.com/office/infopath/2007/PartnerControls"/>
+    <ds:schemaRef ds:uri="d724823f-18e3-44a3-89a9-c89091800a5b"/>
+  </ds:schemaRefs>
+</ds:datastoreItem>
 </file>
 
-<file path=customXml/itemProps1.xml><?xml version="1.0" encoding="utf-8"?>
+<file path=customXml/itemProps3.xml><?xml version="1.0" encoding="utf-8"?>
 <ds:datastoreItem xmlns:ds="http://schemas.openxmlformats.org/officeDocument/2006/customXml" ds:itemID="{0D7A7629-3D37-4622-B033-8559FF179546}">
   <ds:schemaRefs>
     <ds:schemaRef ds:uri="http://schemas.microsoft.com/office/2006/metadata/contentType"/>
@@ -7884,22 +7845,4 @@
     <ds:schemaRef ds:uri="http://schemas.microsoft.com/internal/obd"/>
   </ds:schemaRefs>
 </ds:datastoreItem>
-</file>
-
-<file path=customXml/itemProps2.xml><?xml version="1.0" encoding="utf-8"?>
-<ds:datastoreItem xmlns:ds="http://schemas.openxmlformats.org/officeDocument/2006/customXml" ds:itemID="{451C2406-06F5-4301-9967-C40BCABE7AD8}">
-  <ds:schemaRefs>
-    <ds:schemaRef ds:uri="http://schemas.microsoft.com/office/2006/metadata/properties"/>
-    <ds:schemaRef ds:uri="http://schemas.microsoft.com/office/infopath/2007/PartnerControls"/>
-    <ds:schemaRef ds:uri="d724823f-18e3-44a3-89a9-c89091800a5b"/>
-  </ds:schemaRefs>
-</ds:datastoreItem>
-</file>
-
-<file path=customXml/itemProps3.xml><?xml version="1.0" encoding="utf-8"?>
-<ds:datastoreItem xmlns:ds="http://schemas.openxmlformats.org/officeDocument/2006/customXml" ds:itemID="{891417BF-93F5-4F68-A276-BE80032FE8B6}">
-  <ds:schemaRefs>
-    <ds:schemaRef ds:uri="http://schemas.microsoft.com/sharepoint/v3/contenttype/forms"/>
-  </ds:schemaRefs>
-</ds:datastoreItem>
 </file>